--- a/chapters/theorem-examples.docx
+++ b/chapters/theorem-examples.docx
@@ -15,7 +15,7 @@
         <w:pStyle w:val="Date"/>
       </w:pPr>
       <w:r>
-        <w:t xml:space="preserve">Last modified: 2026-05-26 10:11:08 (PDT)</w:t>
+        <w:t xml:space="preserve">Last modified: 2026-05-26 10:21:19 (PDT)</w:t>
       </w:r>
     </w:p>
     <w:p>

--- a/chapters/theorem-examples.docx
+++ b/chapters/theorem-examples.docx
@@ -15,7 +15,7 @@
         <w:pStyle w:val="Date"/>
       </w:pPr>
       <w:r>
-        <w:t xml:space="preserve">Last modified: 2026-05-26 10:21:19 (PDT)</w:t>
+        <w:t xml:space="preserve">Last modified: 2026-05-26 11:55:51 (PDT)</w:t>
       </w:r>
     </w:p>
     <w:p>

--- a/chapters/theorem-examples.docx
+++ b/chapters/theorem-examples.docx
@@ -15,7 +15,7 @@
         <w:pStyle w:val="Date"/>
       </w:pPr>
       <w:r>
-        <w:t xml:space="preserve">Last modified: 2026-05-26 11:55:51 (PDT)</w:t>
+        <w:t xml:space="preserve">Last modified: 2026-05-26 18:13:16 (PDT)</w:t>
       </w:r>
     </w:p>
     <w:p>

--- a/chapters/theorem-examples.docx
+++ b/chapters/theorem-examples.docx
@@ -15,7 +15,7 @@
         <w:pStyle w:val="Date"/>
       </w:pPr>
       <w:r>
-        <w:t xml:space="preserve">Last modified: 2026-05-26 18:13:16 (PDT)</w:t>
+        <w:t xml:space="preserve">Last modified: 2026-05-26 22:07:16 (PDT)</w:t>
       </w:r>
     </w:p>
     <w:p>

--- a/chapters/theorem-examples.docx
+++ b/chapters/theorem-examples.docx
@@ -15,7 +15,7 @@
         <w:pStyle w:val="Date"/>
       </w:pPr>
       <w:r>
-        <w:t xml:space="preserve">Last modified: 2026-05-26 22:07:16 (PDT)</w:t>
+        <w:t xml:space="preserve">Last modified: 2026-05-26 22:07:35 (PDT)</w:t>
       </w:r>
     </w:p>
     <w:p>

--- a/chapters/theorem-examples.docx
+++ b/chapters/theorem-examples.docx
@@ -15,7 +15,7 @@
         <w:pStyle w:val="Date"/>
       </w:pPr>
       <w:r>
-        <w:t xml:space="preserve">Last modified: 2026-05-26 22:07:35 (PDT)</w:t>
+        <w:t xml:space="preserve">Last modified: 2026-05-26 22:22:32 (PDT)</w:t>
       </w:r>
     </w:p>
     <w:p>

--- a/chapters/theorem-examples.docx
+++ b/chapters/theorem-examples.docx
@@ -15,7 +15,7 @@
         <w:pStyle w:val="Date"/>
       </w:pPr>
       <w:r>
-        <w:t xml:space="preserve">Last modified: 2026-05-26 22:22:32 (PDT)</w:t>
+        <w:t xml:space="preserve">Last modified: 2026-05-26 22:23:17 (PDT)</w:t>
       </w:r>
     </w:p>
     <w:p>

--- a/chapters/theorem-examples.docx
+++ b/chapters/theorem-examples.docx
@@ -15,7 +15,7 @@
         <w:pStyle w:val="Date"/>
       </w:pPr>
       <w:r>
-        <w:t xml:space="preserve">Last modified: 2026-05-26 22:23:17 (PDT)</w:t>
+        <w:t xml:space="preserve">Last modified: 2026-05-26 23:13:41 (PDT)</w:t>
       </w:r>
     </w:p>
     <w:p>

--- a/chapters/theorem-examples.docx
+++ b/chapters/theorem-examples.docx
@@ -15,7 +15,7 @@
         <w:pStyle w:val="Date"/>
       </w:pPr>
       <w:r>
-        <w:t xml:space="preserve">Last modified: 2026-05-26 23:13:41 (PDT)</w:t>
+        <w:t xml:space="preserve">Last modified: 2026-05-26 23:18:10 (PDT)</w:t>
       </w:r>
     </w:p>
     <w:p>

--- a/chapters/theorem-examples.docx
+++ b/chapters/theorem-examples.docx
@@ -15,7 +15,7 @@
         <w:pStyle w:val="Date"/>
       </w:pPr>
       <w:r>
-        <w:t xml:space="preserve">Last modified: 2026-05-26 23:18:10 (PDT)</w:t>
+        <w:t xml:space="preserve">Last modified: 2026-05-27 00:06:33 (PDT)</w:t>
       </w:r>
     </w:p>
     <w:p>

--- a/chapters/theorem-examples.docx
+++ b/chapters/theorem-examples.docx
@@ -15,7 +15,7 @@
         <w:pStyle w:val="Date"/>
       </w:pPr>
       <w:r>
-        <w:t xml:space="preserve">Last modified: 2026-05-27 00:06:33 (PDT)</w:t>
+        <w:t xml:space="preserve">Last modified: 2026-05-28 00:41:26 (PDT)</w:t>
       </w:r>
     </w:p>
     <w:p>

--- a/chapters/theorem-examples.docx
+++ b/chapters/theorem-examples.docx
@@ -15,7 +15,7 @@
         <w:pStyle w:val="Date"/>
       </w:pPr>
       <w:r>
-        <w:t xml:space="preserve">Last modified: 2026-05-28 00:41:26 (PDT)</w:t>
+        <w:t xml:space="preserve">Last modified: 2026-05-28 00:41:47 (PDT)</w:t>
       </w:r>
     </w:p>
     <w:p>

--- a/chapters/theorem-examples.docx
+++ b/chapters/theorem-examples.docx
@@ -15,7 +15,7 @@
         <w:pStyle w:val="Date"/>
       </w:pPr>
       <w:r>
-        <w:t xml:space="preserve">Last modified: 2026-05-28 00:41:47 (PDT)</w:t>
+        <w:t xml:space="preserve">Last modified: 2026-05-28 00:42:43 (PDT)</w:t>
       </w:r>
     </w:p>
     <w:p>

--- a/chapters/theorem-examples.docx
+++ b/chapters/theorem-examples.docx
@@ -15,7 +15,7 @@
         <w:pStyle w:val="Date"/>
       </w:pPr>
       <w:r>
-        <w:t xml:space="preserve">Last modified: 2026-05-28 00:42:43 (PDT)</w:t>
+        <w:t xml:space="preserve">Last modified: 2026-05-28 00:45:52 (PDT)</w:t>
       </w:r>
     </w:p>
     <w:p>

--- a/chapters/theorem-examples.docx
+++ b/chapters/theorem-examples.docx
@@ -15,7 +15,7 @@
         <w:pStyle w:val="Date"/>
       </w:pPr>
       <w:r>
-        <w:t xml:space="preserve">Last modified: 2026-05-28 00:45:52 (PDT)</w:t>
+        <w:t xml:space="preserve">Last modified: 2026-06-01 17:42:58 (PDT)</w:t>
       </w:r>
     </w:p>
     <w:p>

--- a/chapters/theorem-examples.docx
+++ b/chapters/theorem-examples.docx
@@ -15,7 +15,7 @@
         <w:pStyle w:val="Date"/>
       </w:pPr>
       <w:r>
-        <w:t xml:space="preserve">Last modified: 2026-06-01 17:42:58 (PDT)</w:t>
+        <w:t xml:space="preserve">Last modified: 2026-06-02 01:04:13 (PDT)</w:t>
       </w:r>
     </w:p>
     <w:p>

--- a/chapters/theorem-examples.docx
+++ b/chapters/theorem-examples.docx
@@ -15,7 +15,7 @@
         <w:pStyle w:val="Date"/>
       </w:pPr>
       <w:r>
-        <w:t xml:space="preserve">Last modified: 2026-06-02 01:04:13 (PDT)</w:t>
+        <w:t xml:space="preserve">Last modified: 2026-06-08 20:41:28 (PDT)</w:t>
       </w:r>
     </w:p>
     <w:p>

--- a/chapters/theorem-examples.docx
+++ b/chapters/theorem-examples.docx
@@ -15,7 +15,7 @@
         <w:pStyle w:val="Date"/>
       </w:pPr>
       <w:r>
-        <w:t xml:space="preserve">Last modified: 2026-06-08 20:41:28 (PDT)</w:t>
+        <w:t xml:space="preserve">Last modified: 2026-06-08 20:58:43 (PDT)</w:t>
       </w:r>
     </w:p>
     <w:p>

--- a/chapters/theorem-examples.docx
+++ b/chapters/theorem-examples.docx
@@ -15,7 +15,7 @@
         <w:pStyle w:val="Date"/>
       </w:pPr>
       <w:r>
-        <w:t xml:space="preserve">Last modified: 2026-06-08 20:58:43 (PDT)</w:t>
+        <w:t xml:space="preserve">Last modified: 2026-06-08 21:03:02 (PDT)</w:t>
       </w:r>
     </w:p>
     <w:p>

--- a/chapters/theorem-examples.docx
+++ b/chapters/theorem-examples.docx
@@ -15,7 +15,7 @@
         <w:pStyle w:val="Date"/>
       </w:pPr>
       <w:r>
-        <w:t xml:space="preserve">Last modified: 2026-06-08 21:03:02 (PDT)</w:t>
+        <w:t xml:space="preserve">Last modified: 2026-06-20 00:22:42 (PDT)</w:t>
       </w:r>
     </w:p>
     <w:p>

--- a/chapters/theorem-examples.docx
+++ b/chapters/theorem-examples.docx
@@ -15,7 +15,7 @@
         <w:pStyle w:val="Date"/>
       </w:pPr>
       <w:r>
-        <w:t xml:space="preserve">Last modified: 2026-06-20 00:22:42 (PDT)</w:t>
+        <w:t xml:space="preserve">Last modified: 2026-06-20 00:46:48 (PDT)</w:t>
       </w:r>
     </w:p>
     <w:p>

--- a/chapters/theorem-examples.docx
+++ b/chapters/theorem-examples.docx
@@ -15,7 +15,7 @@
         <w:pStyle w:val="Date"/>
       </w:pPr>
       <w:r>
-        <w:t xml:space="preserve">Last modified: 2026-06-20 00:46:48 (PDT)</w:t>
+        <w:t xml:space="preserve">Last modified: 2026-06-20 00:58:55 (PDT)</w:t>
       </w:r>
     </w:p>
     <w:p>

--- a/chapters/theorem-examples.docx
+++ b/chapters/theorem-examples.docx
@@ -15,7 +15,7 @@
         <w:pStyle w:val="Date"/>
       </w:pPr>
       <w:r>
-        <w:t xml:space="preserve">Last modified: 2026-06-20 00:58:55 (PDT)</w:t>
+        <w:t xml:space="preserve">Last modified: 2026-06-20 01:05:36 (PDT)</w:t>
       </w:r>
     </w:p>
     <w:p>

--- a/chapters/theorem-examples.docx
+++ b/chapters/theorem-examples.docx
@@ -15,7 +15,7 @@
         <w:pStyle w:val="Date"/>
       </w:pPr>
       <w:r>
-        <w:t xml:space="preserve">Last modified: 2026-06-20 01:05:36 (PDT)</w:t>
+        <w:t xml:space="preserve">Last modified: 2026-06-21 21:35:07 (PDT)</w:t>
       </w:r>
     </w:p>
     <w:p>

--- a/chapters/theorem-examples.docx
+++ b/chapters/theorem-examples.docx
@@ -15,7 +15,7 @@
         <w:pStyle w:val="Date"/>
       </w:pPr>
       <w:r>
-        <w:t xml:space="preserve">Last modified: 2026-06-21 21:35:07 (PDT)</w:t>
+        <w:t xml:space="preserve">Last modified: 2026-06-23 20:20:37 (PDT)</w:t>
       </w:r>
     </w:p>
     <w:p>

--- a/chapters/theorem-examples.docx
+++ b/chapters/theorem-examples.docx
@@ -15,7 +15,7 @@
         <w:pStyle w:val="Date"/>
       </w:pPr>
       <w:r>
-        <w:t xml:space="preserve">Last modified: 2026-06-23 20:20:37 (PDT)</w:t>
+        <w:t xml:space="preserve">Last modified: 2026-06-23 20:21:00 (PDT)</w:t>
       </w:r>
     </w:p>
     <w:p>

--- a/chapters/theorem-examples.docx
+++ b/chapters/theorem-examples.docx
@@ -15,7 +15,7 @@
         <w:pStyle w:val="Date"/>
       </w:pPr>
       <w:r>
-        <w:t xml:space="preserve">Last modified: 2026-06-23 20:21:00 (PDT)</w:t>
+        <w:t xml:space="preserve">Last modified: 2026-06-23 20:21:19 (PDT)</w:t>
       </w:r>
     </w:p>
     <w:p>

--- a/chapters/theorem-examples.docx
+++ b/chapters/theorem-examples.docx
@@ -15,7 +15,7 @@
         <w:pStyle w:val="Date"/>
       </w:pPr>
       <w:r>
-        <w:t xml:space="preserve">Last modified: 2026-06-23 20:21:19 (PDT)</w:t>
+        <w:t xml:space="preserve">Last modified: 2026-06-23 20:21:33 (PDT)</w:t>
       </w:r>
     </w:p>
     <w:p>

--- a/chapters/theorem-examples.docx
+++ b/chapters/theorem-examples.docx
@@ -15,7 +15,7 @@
         <w:pStyle w:val="Date"/>
       </w:pPr>
       <w:r>
-        <w:t xml:space="preserve">Last modified: 2026-06-23 20:21:33 (PDT)</w:t>
+        <w:t xml:space="preserve">Last modified: 2026-06-23 20:21:09 (PDT)</w:t>
       </w:r>
     </w:p>
     <w:p>

--- a/chapters/theorem-examples.docx
+++ b/chapters/theorem-examples.docx
@@ -15,7 +15,7 @@
         <w:pStyle w:val="Date"/>
       </w:pPr>
       <w:r>
-        <w:t xml:space="preserve">Last modified: 2026-08-24 12:25:37 (PDT)</w:t>
+        <w:t xml:space="preserve">Last modified: 2026-09-10 15:21:34 (PDT)</w:t>
       </w:r>
     </w:p>
     <w:p>

--- a/chapters/theorem-examples.docx
+++ b/chapters/theorem-examples.docx
@@ -15,7 +15,7 @@
         <w:pStyle w:val="Date"/>
       </w:pPr>
       <w:r>
-        <w:t xml:space="preserve">Last modified: 2026-09-10 15:21:34 (PDT)</w:t>
+        <w:t xml:space="preserve">Last modified: 2026-09-11 10:58:19 (PDT)</w:t>
       </w:r>
     </w:p>
     <w:p>
